--- a/mps-nivel-c/oficial/04_registros/FTFRUKI_SuperApp-Forca-de-Vendas/GCO-FRUKI01-001_Registro-de-Configuracao.docx
+++ b/mps-nivel-c/oficial/04_registros/FTFRUKI_SuperApp-Forca-de-Vendas/GCO-FRUKI01-001_Registro-de-Configuracao.docx
@@ -34,7 +34,7 @@
           <w:color w:val="555555"/>
           <w:sz w:val="20"/>
         </w:rPr>
-        <w:t>05/06/2026   ·   Versão Data   ·   05/06/2026   ·   Timeware Brasil</w:t>
+        <w:t>GCO-FRUKI01-001   ·   Versão 1.4   ·   05/06/2026   ·   Timeware Brasil</w:t>
       </w:r>
     </w:p>
     <w:p>
@@ -282,7 +282,7 @@
                 <w:i w:val="0"/>
                 <w:sz w:val="20"/>
               </w:rPr>
-              <w:t>1.3</w:t>
+              <w:t>1.4</w:t>
             </w:r>
           </w:p>
         </w:tc>
@@ -1462,7 +1462,7 @@
                 <w:i w:val="0"/>
                 <w:sz w:val="20"/>
               </w:rPr>
-              <w:t>ATAs (ATA-FRUKI01-001 a ATA-FRUKI01-007)</w:t>
+              <w:t>ATAs (ATA-FRUKI01-001 a ATA-FRUKI01-008)</w:t>
             </w:r>
           </w:p>
         </w:tc>
@@ -1544,7 +1544,7 @@
                 <w:i w:val="0"/>
                 <w:sz w:val="20"/>
               </w:rPr>
-              <w:t>GQA-FRUKI01-001</w:t>
+              <w:t>RAC-FRUKI01-001 e RAC-FRUKI01-002</w:t>
             </w:r>
           </w:p>
         </w:tc>
@@ -1625,7 +1625,7 @@
                 <w:i w:val="0"/>
                 <w:sz w:val="20"/>
               </w:rPr>
-              <w:t>GDE-FRUKI01-001</w:t>
+              <w:t>GQA-FRUKI01-001</w:t>
             </w:r>
           </w:p>
         </w:tc>
@@ -1707,7 +1707,7 @@
                 <w:i w:val="0"/>
                 <w:sz w:val="20"/>
               </w:rPr>
-              <w:t>CR-FRUKI01-001</w:t>
+              <w:t>GDE-FRUKI01-001</w:t>
             </w:r>
           </w:p>
         </w:tc>
@@ -1757,7 +1757,7 @@
                 <w:i w:val="0"/>
                 <w:sz w:val="20"/>
               </w:rPr>
-              <w:t>Idem — mudança de escopo aprovada antes do início da execução</w:t>
+              <w:t>Idem</w:t>
             </w:r>
           </w:p>
         </w:tc>
@@ -1788,7 +1788,170 @@
                 <w:i w:val="0"/>
                 <w:sz w:val="20"/>
               </w:rPr>
+              <w:t>CR-FRUKI01-001</w:t>
+            </w:r>
+          </w:p>
+        </w:tc>
+        <w:tc>
+          <w:tcPr>
+            <w:tcW w:type="dxa" w:w="2967"/>
+            <w:tcMar>
+              <w:top w:w="60" w:type="dxa"/>
+              <w:bottom w:w="60" w:type="dxa"/>
+              <w:left w:w="100" w:type="dxa"/>
+              <w:right w:w="100" w:type="dxa"/>
+            </w:tcMar>
+            <w:shd w:val="clear" w:color="auto" w:fill="EBF5FB"/>
+          </w:tcPr>
+          <w:p>
+            <w:pPr>
+              <w:spacing w:before="40" w:after="40"/>
+            </w:pPr>
+            <w:r>
+              <w:rPr>
+                <w:rFonts w:ascii="Calibri" w:hAnsi="Calibri"/>
+                <w:b w:val="0"/>
+                <w:i w:val="0"/>
+                <w:sz w:val="20"/>
+              </w:rPr>
+              <w:t>Idem</w:t>
+            </w:r>
+          </w:p>
+        </w:tc>
+        <w:tc>
+          <w:tcPr>
+            <w:tcW w:type="dxa" w:w="2967"/>
+            <w:tcMar>
+              <w:top w:w="60" w:type="dxa"/>
+              <w:bottom w:w="60" w:type="dxa"/>
+              <w:left w:w="100" w:type="dxa"/>
+              <w:right w:w="100" w:type="dxa"/>
+            </w:tcMar>
+            <w:shd w:val="clear" w:color="auto" w:fill="EBF5FB"/>
+          </w:tcPr>
+          <w:p>
+            <w:pPr>
+              <w:spacing w:before="40" w:after="40"/>
+            </w:pPr>
+            <w:r>
+              <w:rPr>
+                <w:rFonts w:ascii="Calibri" w:hAnsi="Calibri"/>
+                <w:b w:val="0"/>
+                <w:i w:val="0"/>
+                <w:sz w:val="20"/>
+              </w:rPr>
+              <w:t>Idem — mudança de escopo aprovada antes do início da execução</w:t>
+            </w:r>
+          </w:p>
+        </w:tc>
+      </w:tr>
+      <w:tr>
+        <w:trPr>
+          <w:cantSplit w:val="1"/>
+        </w:trPr>
+        <w:tc>
+          <w:tcPr>
+            <w:tcW w:type="dxa" w:w="2967"/>
+            <w:tcMar>
+              <w:top w:w="60" w:type="dxa"/>
+              <w:bottom w:w="60" w:type="dxa"/>
+              <w:left w:w="100" w:type="dxa"/>
+              <w:right w:w="100" w:type="dxa"/>
+            </w:tcMar>
+          </w:tcPr>
+          <w:p>
+            <w:pPr>
+              <w:spacing w:before="40" w:after="40"/>
+            </w:pPr>
+            <w:r>
+              <w:rPr>
+                <w:rFonts w:ascii="Calibri" w:hAnsi="Calibri"/>
+                <w:b w:val="0"/>
+                <w:i w:val="0"/>
+                <w:sz w:val="20"/>
+              </w:rPr>
               <w:t>MED-FRUKI01-001</w:t>
+            </w:r>
+          </w:p>
+        </w:tc>
+        <w:tc>
+          <w:tcPr>
+            <w:tcW w:type="dxa" w:w="2967"/>
+            <w:tcMar>
+              <w:top w:w="60" w:type="dxa"/>
+              <w:bottom w:w="60" w:type="dxa"/>
+              <w:left w:w="100" w:type="dxa"/>
+              <w:right w:w="100" w:type="dxa"/>
+            </w:tcMar>
+          </w:tcPr>
+          <w:p>
+            <w:pPr>
+              <w:spacing w:before="40" w:after="40"/>
+            </w:pPr>
+            <w:r>
+              <w:rPr>
+                <w:rFonts w:ascii="Calibri" w:hAnsi="Calibri"/>
+                <w:b w:val="0"/>
+                <w:i w:val="0"/>
+                <w:sz w:val="20"/>
+              </w:rPr>
+              <w:t>Idem</w:t>
+            </w:r>
+          </w:p>
+        </w:tc>
+        <w:tc>
+          <w:tcPr>
+            <w:tcW w:type="dxa" w:w="2967"/>
+            <w:tcMar>
+              <w:top w:w="60" w:type="dxa"/>
+              <w:bottom w:w="60" w:type="dxa"/>
+              <w:left w:w="100" w:type="dxa"/>
+              <w:right w:w="100" w:type="dxa"/>
+            </w:tcMar>
+          </w:tcPr>
+          <w:p>
+            <w:pPr>
+              <w:spacing w:before="40" w:after="40"/>
+            </w:pPr>
+            <w:r>
+              <w:rPr>
+                <w:rFonts w:ascii="Calibri" w:hAnsi="Calibri"/>
+                <w:b w:val="0"/>
+                <w:i w:val="0"/>
+                <w:sz w:val="20"/>
+              </w:rPr>
+              <w:t>Idem</w:t>
+            </w:r>
+          </w:p>
+        </w:tc>
+      </w:tr>
+      <w:tr>
+        <w:trPr>
+          <w:cantSplit w:val="1"/>
+        </w:trPr>
+        <w:tc>
+          <w:tcPr>
+            <w:tcW w:type="dxa" w:w="2967"/>
+            <w:tcMar>
+              <w:top w:w="60" w:type="dxa"/>
+              <w:bottom w:w="60" w:type="dxa"/>
+              <w:left w:w="100" w:type="dxa"/>
+              <w:right w:w="100" w:type="dxa"/>
+            </w:tcMar>
+            <w:shd w:val="clear" w:color="auto" w:fill="EBF5FB"/>
+          </w:tcPr>
+          <w:p>
+            <w:pPr>
+              <w:spacing w:before="40" w:after="40"/>
+            </w:pPr>
+            <w:r>
+              <w:rPr>
+                <w:rFonts w:ascii="Calibri" w:hAnsi="Calibri"/>
+                <w:b w:val="0"/>
+                <w:i w:val="0"/>
+                <w:sz w:val="20"/>
+              </w:rPr>
+              <w:t>LI-FRUKI01-001</w:t>
             </w:r>
           </w:p>
         </w:tc>
@@ -1870,7 +2033,7 @@
                 <w:i w:val="0"/>
                 <w:sz w:val="20"/>
               </w:rPr>
-              <w:t>LI-FRUKI01-001</w:t>
+              <w:t>RAC-FRUKI01-001</w:t>
             </w:r>
           </w:p>
         </w:tc>
@@ -1951,7 +2114,7 @@
                 <w:i w:val="0"/>
                 <w:sz w:val="20"/>
               </w:rPr>
-              <w:t>RAC-FRUKI01-001</w:t>
+              <w:t>Build APK de homologação (por entrega)</w:t>
             </w:r>
           </w:p>
         </w:tc>
@@ -1977,7 +2140,7 @@
                 <w:i w:val="0"/>
                 <w:sz w:val="20"/>
               </w:rPr>
-              <w:t>Idem</w:t>
+              <w:t>Expo — link compartilhado com cliente antes de cada sprint</w:t>
             </w:r>
           </w:p>
         </w:tc>
@@ -1991,86 +2154,6 @@
               <w:right w:w="100" w:type="dxa"/>
             </w:tcMar>
             <w:shd w:val="clear" w:color="auto" w:fill="EBF5FB"/>
-          </w:tcPr>
-          <w:p>
-            <w:pPr>
-              <w:spacing w:before="40" w:after="40"/>
-            </w:pPr>
-            <w:r>
-              <w:rPr>
-                <w:rFonts w:ascii="Calibri" w:hAnsi="Calibri"/>
-                <w:b w:val="0"/>
-                <w:i w:val="0"/>
-                <w:sz w:val="20"/>
-              </w:rPr>
-              <w:t>Idem</w:t>
-            </w:r>
-          </w:p>
-        </w:tc>
-      </w:tr>
-      <w:tr>
-        <w:trPr>
-          <w:cantSplit w:val="1"/>
-        </w:trPr>
-        <w:tc>
-          <w:tcPr>
-            <w:tcW w:type="dxa" w:w="2967"/>
-            <w:tcMar>
-              <w:top w:w="60" w:type="dxa"/>
-              <w:bottom w:w="60" w:type="dxa"/>
-              <w:left w:w="100" w:type="dxa"/>
-              <w:right w:w="100" w:type="dxa"/>
-            </w:tcMar>
-          </w:tcPr>
-          <w:p>
-            <w:pPr>
-              <w:spacing w:before="40" w:after="40"/>
-            </w:pPr>
-            <w:r>
-              <w:rPr>
-                <w:rFonts w:ascii="Calibri" w:hAnsi="Calibri"/>
-                <w:b w:val="0"/>
-                <w:i w:val="0"/>
-                <w:sz w:val="20"/>
-              </w:rPr>
-              <w:t>Build APK de homologação (por entrega)</w:t>
-            </w:r>
-          </w:p>
-        </w:tc>
-        <w:tc>
-          <w:tcPr>
-            <w:tcW w:type="dxa" w:w="2967"/>
-            <w:tcMar>
-              <w:top w:w="60" w:type="dxa"/>
-              <w:bottom w:w="60" w:type="dxa"/>
-              <w:left w:w="100" w:type="dxa"/>
-              <w:right w:w="100" w:type="dxa"/>
-            </w:tcMar>
-          </w:tcPr>
-          <w:p>
-            <w:pPr>
-              <w:spacing w:before="40" w:after="40"/>
-            </w:pPr>
-            <w:r>
-              <w:rPr>
-                <w:rFonts w:ascii="Calibri" w:hAnsi="Calibri"/>
-                <w:b w:val="0"/>
-                <w:i w:val="0"/>
-                <w:sz w:val="20"/>
-              </w:rPr>
-              <w:t>Expo — link compartilhado com cliente antes de cada sprint</w:t>
-            </w:r>
-          </w:p>
-        </w:tc>
-        <w:tc>
-          <w:tcPr>
-            <w:tcW w:type="dxa" w:w="2967"/>
-            <w:tcMar>
-              <w:top w:w="60" w:type="dxa"/>
-              <w:bottom w:w="60" w:type="dxa"/>
-              <w:left w:w="100" w:type="dxa"/>
-              <w:right w:w="100" w:type="dxa"/>
-            </w:tcMar>
           </w:tcPr>
           <w:p>
             <w:pPr>
@@ -2101,7 +2184,6 @@
               <w:left w:w="100" w:type="dxa"/>
               <w:right w:w="100" w:type="dxa"/>
             </w:tcMar>
-            <w:shd w:val="clear" w:color="auto" w:fill="EBF5FB"/>
           </w:tcPr>
           <w:p>
             <w:pPr>
@@ -2127,7 +2209,6 @@
               <w:left w:w="100" w:type="dxa"/>
               <w:right w:w="100" w:type="dxa"/>
             </w:tcMar>
-            <w:shd w:val="clear" w:color="auto" w:fill="EBF5FB"/>
           </w:tcPr>
           <w:p>
             <w:pPr>
@@ -2153,7 +2234,6 @@
               <w:left w:w="100" w:type="dxa"/>
               <w:right w:w="100" w:type="dxa"/>
             </w:tcMar>
-            <w:shd w:val="clear" w:color="auto" w:fill="EBF5FB"/>
           </w:tcPr>
           <w:p>
             <w:pPr>
@@ -5416,6 +5496,112 @@
           </w:p>
         </w:tc>
       </w:tr>
+      <w:tr>
+        <w:trPr>
+          <w:cantSplit w:val="1"/>
+        </w:trPr>
+        <w:tc>
+          <w:tcPr>
+            <w:tcW w:type="dxa" w:w="2225"/>
+            <w:tcMar>
+              <w:top w:w="60" w:type="dxa"/>
+              <w:bottom w:w="60" w:type="dxa"/>
+              <w:left w:w="100" w:type="dxa"/>
+              <w:right w:w="100" w:type="dxa"/>
+            </w:tcMar>
+            <w:shd w:val="clear" w:color="auto" w:fill="F0F4F8"/>
+          </w:tcPr>
+          <w:p>
+            <w:pPr>
+              <w:spacing w:before="40" w:after="40"/>
+            </w:pPr>
+            <w:r>
+              <w:rPr>
+                <w:rFonts w:ascii="Calibri" w:hAnsi="Calibri"/>
+                <w:b/>
+                <w:i w:val="0"/>
+                <w:sz w:val="20"/>
+              </w:rPr>
+              <w:t>1.4</w:t>
+            </w:r>
+          </w:p>
+        </w:tc>
+        <w:tc>
+          <w:tcPr>
+            <w:tcW w:type="dxa" w:w="2225"/>
+            <w:tcMar>
+              <w:top w:w="60" w:type="dxa"/>
+              <w:bottom w:w="60" w:type="dxa"/>
+              <w:left w:w="100" w:type="dxa"/>
+              <w:right w:w="100" w:type="dxa"/>
+            </w:tcMar>
+          </w:tcPr>
+          <w:p>
+            <w:pPr>
+              <w:spacing w:before="40" w:after="40"/>
+            </w:pPr>
+            <w:r>
+              <w:rPr>
+                <w:rFonts w:ascii="Calibri" w:hAnsi="Calibri"/>
+                <w:b w:val="0"/>
+                <w:i w:val="0"/>
+                <w:sz w:val="20"/>
+              </w:rPr>
+              <w:t>05/06/2026</w:t>
+            </w:r>
+          </w:p>
+        </w:tc>
+        <w:tc>
+          <w:tcPr>
+            <w:tcW w:type="dxa" w:w="2225"/>
+            <w:tcMar>
+              <w:top w:w="60" w:type="dxa"/>
+              <w:bottom w:w="60" w:type="dxa"/>
+              <w:left w:w="100" w:type="dxa"/>
+              <w:right w:w="100" w:type="dxa"/>
+            </w:tcMar>
+          </w:tcPr>
+          <w:p>
+            <w:pPr>
+              <w:spacing w:before="40" w:after="40"/>
+            </w:pPr>
+            <w:r>
+              <w:rPr>
+                <w:rFonts w:ascii="Calibri" w:hAnsi="Calibri"/>
+                <w:b w:val="0"/>
+                <w:i w:val="0"/>
+                <w:sz w:val="20"/>
+              </w:rPr>
+              <w:t>Abraão Oliveira</w:t>
+            </w:r>
+          </w:p>
+        </w:tc>
+        <w:tc>
+          <w:tcPr>
+            <w:tcW w:type="dxa" w:w="2225"/>
+            <w:tcMar>
+              <w:top w:w="60" w:type="dxa"/>
+              <w:bottom w:w="60" w:type="dxa"/>
+              <w:left w:w="100" w:type="dxa"/>
+              <w:right w:w="100" w:type="dxa"/>
+            </w:tcMar>
+          </w:tcPr>
+          <w:p>
+            <w:pPr>
+              <w:spacing w:before="40" w:after="40"/>
+            </w:pPr>
+            <w:r>
+              <w:rPr>
+                <w:rFonts w:ascii="Calibri" w:hAnsi="Calibri"/>
+                <w:b w:val="0"/>
+                <w:i w:val="0"/>
+                <w:sz w:val="20"/>
+              </w:rPr>
+              <w:t>ICs expandidos: ATAs até ATA-008, RAC-001 e RAC-002 adicionados</w:t>
+            </w:r>
+          </w:p>
+        </w:tc>
+      </w:tr>
     </w:tbl>
     <w:p>
       <w:pPr>
@@ -5456,7 +5642,7 @@
         <w:color w:val="555555"/>
         <w:sz w:val="16"/>
       </w:rPr>
-      <w:t>vData  ·  05/06/2026</w:t>
+      <w:t>v1.4  ·  05/06/2026</w:t>
     </w:r>
     <w:r>
       <w:tab/>
@@ -5518,7 +5704,7 @@
         <w:color w:val="555555"/>
         <w:sz w:val="16"/>
       </w:rPr>
-      <w:t>vData  ·  05/06/2026</w:t>
+      <w:t>v1.4  ·  05/06/2026</w:t>
     </w:r>
     <w:r>
       <w:tab/>
@@ -5589,7 +5775,7 @@
         <w:color w:val="555555"/>
         <w:sz w:val="18"/>
       </w:rPr>
-      <w:t xml:space="preserve">   ·   05/06/2026</w:t>
+      <w:t xml:space="preserve">   ·   GCO-FRUKI01-001</w:t>
     </w:r>
     <w:r>
       <w:tab/>
@@ -5600,7 +5786,7 @@
         <w:color w:val="555555"/>
         <w:sz w:val="18"/>
       </w:rPr>
-      <w:t>Evidência de Projeto</w:t>
+      <w:t>Gerência de Configuração</w:t>
     </w:r>
   </w:p>
 </w:hdr>
